--- a/Generative-AI/course-materials/blackboard/docx/Generative_AI_Week05_Module_Guide.docx
+++ b/Generative-AI/course-materials/blackboard/docx/Generative_AI_Week05_Module_Guide.docx
@@ -1805,7 +1805,7 @@
           <w:b w:val="0"/>
           <w:i w:val="0"/>
         </w:rPr>
-        <w:t>Type: Discussion Board. Points: 50. Submit one initial post and two peer responses in the Week 5 Discussion item. Use Blackboard’s displayed due dates.</w:t>
+        <w:t>Type: Discussion Board. Points: 10. Submit one initial post and two peer responses in the Week 5 Discussion item. Use Blackboard’s displayed due dates.</w:t>
       </w:r>
     </w:p>
     <w:p>
@@ -2092,7 +2092,7 @@
                 <w:b w:val="0"/>
                 <w:i w:val="0"/>
               </w:rPr>
-              <w:t>15</w:t>
+              <w:t>3</w:t>
             </w:r>
           </w:p>
         </w:tc>
@@ -2154,7 +2154,7 @@
                 <w:b w:val="0"/>
                 <w:i w:val="0"/>
               </w:rPr>
-              <w:t>15</w:t>
+              <w:t>3</w:t>
             </w:r>
           </w:p>
         </w:tc>
@@ -2216,7 +2216,7 @@
                 <w:b w:val="0"/>
                 <w:i w:val="0"/>
               </w:rPr>
-              <w:t>10</w:t>
+              <w:t>2</w:t>
             </w:r>
           </w:p>
         </w:tc>
@@ -2278,7 +2278,7 @@
                 <w:b w:val="0"/>
                 <w:i w:val="0"/>
               </w:rPr>
-              <w:t>10</w:t>
+              <w:t>2</w:t>
             </w:r>
           </w:p>
         </w:tc>
@@ -2333,7 +2333,7 @@
                 <w:b w:val="0"/>
                 <w:i w:val="0"/>
               </w:rPr>
-              <w:t>50</w:t>
+              <w:t>10</w:t>
             </w:r>
           </w:p>
         </w:tc>
@@ -2377,7 +2377,7 @@
           <w:b w:val="0"/>
           <w:i w:val="0"/>
         </w:rPr>
-        <w:t>Type: Applied analysis. Points: 75. Submit one PDF or DOCX to Week 5 Assignment 2. Aim for 600–800 words of analysis plus the requested matrix, diagram, prompts, or evidence appendix; these artifacts are not included in the word guide.</w:t>
+        <w:t>Type: Applied analysis. Points: 25. Submit one PDF or DOCX to Week 5 Assignment 2. Aim for 600–800 words of analysis plus the requested matrix, diagram, prompts, or evidence appendix; these artifacts are not included in the word guide.</w:t>
       </w:r>
     </w:p>
     <w:p>
@@ -2663,7 +2663,7 @@
                 <w:b w:val="0"/>
                 <w:i w:val="0"/>
               </w:rPr>
-              <w:t>15</w:t>
+              <w:t>5</w:t>
             </w:r>
           </w:p>
         </w:tc>
@@ -2725,7 +2725,7 @@
                 <w:b w:val="0"/>
                 <w:i w:val="0"/>
               </w:rPr>
-              <w:t>25</w:t>
+              <w:t>8</w:t>
             </w:r>
           </w:p>
         </w:tc>
@@ -2787,7 +2787,7 @@
                 <w:b w:val="0"/>
                 <w:i w:val="0"/>
               </w:rPr>
-              <w:t>15</w:t>
+              <w:t>5</w:t>
             </w:r>
           </w:p>
         </w:tc>
@@ -2849,7 +2849,7 @@
                 <w:b w:val="0"/>
                 <w:i w:val="0"/>
               </w:rPr>
-              <w:t>15</w:t>
+              <w:t>5</w:t>
             </w:r>
           </w:p>
         </w:tc>
@@ -2911,7 +2911,7 @@
                 <w:b w:val="0"/>
                 <w:i w:val="0"/>
               </w:rPr>
-              <w:t>5</w:t>
+              <w:t>2</w:t>
             </w:r>
           </w:p>
         </w:tc>
@@ -2966,7 +2966,7 @@
                 <w:b w:val="0"/>
                 <w:i w:val="0"/>
               </w:rPr>
-              <w:t>75</w:t>
+              <w:t>25</w:t>
             </w:r>
           </w:p>
         </w:tc>
@@ -3000,7 +3000,7 @@
           <w:b w:val="0"/>
           <w:i w:val="0"/>
         </w:rPr>
-        <w:t>Type: Project portfolio milestone. Points: 50. Submit a PDF or DOCX to Week 5 Project Milestone. Preserve the author’s required elements below and retain an editable copy for Week 16.</w:t>
+        <w:t>Type: Project portfolio milestone. Points: 15. Submit a PDF or DOCX to Week 5 Project Milestone. Preserve the author’s required elements below and retain an editable copy for Week 16.</w:t>
       </w:r>
     </w:p>
     <w:p>
@@ -3338,7 +3338,7 @@
                 <w:b w:val="0"/>
                 <w:i w:val="0"/>
               </w:rPr>
-              <w:t>15</w:t>
+              <w:t>4</w:t>
             </w:r>
           </w:p>
         </w:tc>
@@ -3400,7 +3400,7 @@
                 <w:b w:val="0"/>
                 <w:i w:val="0"/>
               </w:rPr>
-              <w:t>10</w:t>
+              <w:t>3</w:t>
             </w:r>
           </w:p>
         </w:tc>
@@ -3462,7 +3462,7 @@
                 <w:b w:val="0"/>
                 <w:i w:val="0"/>
               </w:rPr>
-              <w:t>15</w:t>
+              <w:t>5</w:t>
             </w:r>
           </w:p>
         </w:tc>
@@ -3524,7 +3524,7 @@
                 <w:b w:val="0"/>
                 <w:i w:val="0"/>
               </w:rPr>
-              <w:t>10</w:t>
+              <w:t>3</w:t>
             </w:r>
           </w:p>
         </w:tc>
@@ -3579,7 +3579,7 @@
                 <w:b w:val="0"/>
                 <w:i w:val="0"/>
               </w:rPr>
-              <w:t>50</w:t>
+              <w:t>15</w:t>
             </w:r>
           </w:p>
         </w:tc>
@@ -3791,7 +3791,7 @@
                 <w:b w:val="0"/>
                 <w:i w:val="0"/>
               </w:rPr>
-              <w:t>50</w:t>
+              <w:t>10</w:t>
             </w:r>
           </w:p>
         </w:tc>
@@ -3872,7 +3872,7 @@
                 <w:b w:val="0"/>
                 <w:i w:val="0"/>
               </w:rPr>
-              <w:t>75</w:t>
+              <w:t>25</w:t>
             </w:r>
           </w:p>
         </w:tc>
@@ -3953,7 +3953,7 @@
                 <w:b w:val="0"/>
                 <w:i w:val="0"/>
               </w:rPr>
-              <w:t>50</w:t>
+              <w:t>15</w:t>
             </w:r>
           </w:p>
         </w:tc>
@@ -4020,7 +4020,7 @@
                 <w:b w:val="0"/>
                 <w:i w:val="0"/>
               </w:rPr>
-              <w:t>175</w:t>
+              <w:t>50</w:t>
             </w:r>
           </w:p>
         </w:tc>
